--- a/hin/docx/024.content.docx
+++ b/hin/docx/024.content.docx
@@ -1027,7 +1027,19 @@
         <w:rPr>
           <w:lang w:val="hi_IN" w:bidi="hi_IN"/>
         </w:rPr>
-        <w:t>2 कुरि 12:5, 9</w:t>
+        <w:t>2 कुरि 12:5</w:t>
+      </w:r>
+      <w:r>
+        <w:rPr>
+          <w:lang w:val="hi_IN" w:bidi="hi_IN"/>
+        </w:rPr>
+        <w:t xml:space="preserve">, </w:t>
+      </w:r>
+      <w:r>
+        <w:rPr>
+          <w:lang w:val="hi_IN" w:bidi="hi_IN"/>
+        </w:rPr>
+        <w:t>9</w:t>
       </w:r>
       <w:r>
         <w:rPr>
@@ -1053,7 +1065,19 @@
         <w:rPr>
           <w:lang w:val="hi_IN" w:bidi="hi_IN"/>
         </w:rPr>
-        <w:t>2 कुरि 7:4, 14</w:t>
+        <w:t>2 कुरि 7:4</w:t>
+      </w:r>
+      <w:r>
+        <w:rPr>
+          <w:lang w:val="hi_IN" w:bidi="hi_IN"/>
+        </w:rPr>
+        <w:t xml:space="preserve">, </w:t>
+      </w:r>
+      <w:r>
+        <w:rPr>
+          <w:lang w:val="hi_IN" w:bidi="hi_IN"/>
+        </w:rPr>
+        <w:t>14</w:t>
       </w:r>
       <w:r>
         <w:rPr>
